--- a/Coding 2 - year/Unit 7 - Capstone Project/Daily Lesson Plans/Word/Day 19.docx
+++ b/Coding 2 - year/Unit 7 - Capstone Project/Daily Lesson Plans/Word/Day 19.docx
@@ -50,12 +50,15 @@
               </w:rPr>
               <w:t xml:space="preserve">Coding II — Full Year</w:t>
             </w:r>
-          </w:p>
-          <w:p>
-            <w:pPr>
-              <w:spacing w:before="40"/>
-              <w:jc w:val="center"/>
-            </w:pPr>
+            <w:r>
+              <w:rPr>
+                <w:rFonts w:ascii="Arial" w:cs="Arial" w:eastAsia="Arial" w:hAnsi="Arial"/>
+                <w:sz w:val="16"/>
+                <w:szCs w:val="16"/>
+              </w:rPr>
+              <w:br/>
+              <w:t xml:space="preserve"/>
+            </w:r>
             <w:r>
               <w:rPr>
                 <w:rFonts w:ascii="Arial" w:cs="Arial" w:eastAsia="Arial" w:hAnsi="Arial"/>
@@ -83,7 +86,7 @@
           <w:rFonts w:ascii="Arial" w:cs="Arial" w:eastAsia="Arial" w:hAnsi="Arial"/>
           <w:b/>
           <w:bCs/>
-          <w:color w:val="0D3B1F"/>
+          <w:color w:val="1B7A4A"/>
           <w:sz w:val="32"/>
           <w:szCs w:val="32"/>
         </w:rPr>
@@ -200,9 +203,9 @@
               <w:right w:val="single" w:color="CCCCCC" w:sz="1"/>
             </w:tcBorders>
             <w:tcMar>
-              <w:top w:type="dxa" w:w="60"/>
+              <w:top w:type="dxa" w:w="80"/>
               <w:left w:type="dxa" w:w="120"/>
-              <w:bottom w:type="dxa" w:w="60"/>
+              <w:bottom w:type="dxa" w:w="80"/>
               <w:right w:type="dxa" w:w="120"/>
             </w:tcMar>
           </w:tcPr>
@@ -229,20 +232,147 @@
               <w:right w:val="single" w:color="CCCCCC" w:sz="1"/>
             </w:tcBorders>
             <w:tcMar>
-              <w:top w:type="dxa" w:w="60"/>
+              <w:top w:type="dxa" w:w="80"/>
               <w:left w:type="dxa" w:w="120"/>
-              <w:bottom w:type="dxa" w:w="60"/>
+              <w:bottom w:type="dxa" w:w="80"/>
               <w:right w:type="dxa" w:w="120"/>
             </w:tcMar>
           </w:tcPr>
           <w:p>
-            <w:r>
-              <w:rPr>
-                <w:rFonts w:ascii="Arial" w:cs="Arial" w:eastAsia="Arial" w:hAnsi="Arial"/>
-                <w:sz w:val="20"/>
-                <w:szCs w:val="20"/>
+            <w:pPr>
+              <w:spacing w:after="80" w:before="80"/>
+            </w:pPr>
+            <w:r>
+              <w:rPr>
+                <w:rFonts w:ascii="Arial" w:cs="Arial" w:eastAsia="Arial" w:hAnsi="Arial"/>
+                <w:b/>
+                <w:bCs/>
+                <w:i w:val="false"/>
+                <w:iCs w:val="false"/>
+                <w:color w:val="000000"/>
+                <w:sz w:val="22"/>
+                <w:szCs w:val="22"/>
               </w:rPr>
               <w:t xml:space="preserve">Bell Ringer / Review</w:t>
+            </w:r>
+            <w:r>
+              <w:rPr>
+                <w:rFonts w:ascii="Arial" w:cs="Arial" w:eastAsia="Arial" w:hAnsi="Arial"/>
+                <w:sz w:val="20"/>
+                <w:szCs w:val="20"/>
+              </w:rPr>
+              <w:br/>
+              <w:t xml:space="preserve"/>
+            </w:r>
+            <w:r>
+              <w:rPr>
+                <w:rFonts w:ascii="Arial" w:cs="Arial" w:eastAsia="Arial" w:hAnsi="Arial"/>
+                <w:sz w:val="20"/>
+                <w:szCs w:val="20"/>
+              </w:rPr>
+              <w:br/>
+              <w:t xml:space="preserve"/>
+            </w:r>
+            <w:r>
+              <w:rPr>
+                <w:rFonts w:ascii="Arial" w:cs="Arial" w:eastAsia="Arial" w:hAnsi="Arial"/>
+                <w:b/>
+                <w:bCs/>
+                <w:i w:val="false"/>
+                <w:iCs w:val="false"/>
+                <w:color w:val="000000"/>
+                <w:sz w:val="20"/>
+                <w:szCs w:val="20"/>
+              </w:rPr>
+              <w:t xml:space="preserve">Quick Write </w:t>
+            </w:r>
+            <w:r>
+              <w:rPr>
+                <w:rFonts w:ascii="Arial" w:cs="Arial" w:eastAsia="Arial" w:hAnsi="Arial"/>
+                <w:b w:val="false"/>
+                <w:bCs w:val="false"/>
+                <w:i w:val="false"/>
+                <w:iCs w:val="false"/>
+                <w:color w:val="000000"/>
+                <w:sz w:val="20"/>
+                <w:szCs w:val="20"/>
+              </w:rPr>
+              <w:t xml:space="preserve">(3 min — written or verbal):</w:t>
+            </w:r>
+            <w:r>
+              <w:rPr>
+                <w:rFonts w:ascii="Arial" w:cs="Arial" w:eastAsia="Arial" w:hAnsi="Arial"/>
+                <w:sz w:val="20"/>
+                <w:szCs w:val="20"/>
+              </w:rPr>
+              <w:br/>
+              <w:t xml:space="preserve"/>
+            </w:r>
+            <w:r>
+              <w:rPr>
+                <w:rFonts w:ascii="Arial" w:cs="Arial" w:eastAsia="Arial" w:hAnsi="Arial"/>
+                <w:b w:val="false"/>
+                <w:bCs w:val="false"/>
+                <w:i w:val="false"/>
+                <w:iCs w:val="false"/>
+                <w:color w:val="000000"/>
+                <w:sz w:val="20"/>
+                <w:szCs w:val="20"/>
+              </w:rPr>
+              <w:t xml:space="preserve">    What do you remember from last class?</w:t>
+            </w:r>
+            <w:r>
+              <w:rPr>
+                <w:rFonts w:ascii="Arial" w:cs="Arial" w:eastAsia="Arial" w:hAnsi="Arial"/>
+                <w:sz w:val="20"/>
+                <w:szCs w:val="20"/>
+              </w:rPr>
+              <w:br/>
+              <w:t xml:space="preserve"/>
+            </w:r>
+            <w:r>
+              <w:rPr>
+                <w:rFonts w:ascii="Arial" w:cs="Arial" w:eastAsia="Arial" w:hAnsi="Arial"/>
+                <w:sz w:val="20"/>
+                <w:szCs w:val="20"/>
+              </w:rPr>
+              <w:br/>
+              <w:t xml:space="preserve"/>
+            </w:r>
+            <w:r>
+              <w:rPr>
+                <w:rFonts w:ascii="Arial" w:cs="Arial" w:eastAsia="Arial" w:hAnsi="Arial"/>
+                <w:b w:val="false"/>
+                <w:bCs w:val="false"/>
+                <w:i/>
+                <w:iCs/>
+                <w:color w:val="444444"/>
+                <w:sz w:val="20"/>
+                <w:szCs w:val="20"/>
+              </w:rPr>
+              <w:t xml:space="preserve">What do you think today's topic "Sprint 3 – Final Testing &amp; Debugging" is about?</w:t>
+            </w:r>
+            <w:r>
+              <w:rPr>
+                <w:rFonts w:ascii="Arial" w:cs="Arial" w:eastAsia="Arial" w:hAnsi="Arial"/>
+                <w:sz w:val="20"/>
+                <w:szCs w:val="20"/>
+              </w:rPr>
+              <w:br/>
+              <w:t xml:space="preserve"/>
+            </w:r>
+            <w:r>
+              <w:rPr>
+                <w:rFonts w:ascii="Arial" w:cs="Arial" w:eastAsia="Arial" w:hAnsi="Arial"/>
+                <w:b w:val="false"/>
+                <w:bCs w:val="false"/>
+                <w:i/>
+                <w:iCs/>
+                <w:color w:val="555555"/>
+                <w:sz w:val="20"/>
+                <w:szCs w:val="20"/>
+              </w:rPr>
+              <w:t xml:space="preserve">→ Pair-share your response, then 2–3 students share with the class.</w:t>
             </w:r>
           </w:p>
         </w:tc>
@@ -258,9 +388,9 @@
               <w:right w:val="single" w:color="CCCCCC" w:sz="1"/>
             </w:tcBorders>
             <w:tcMar>
-              <w:top w:type="dxa" w:w="60"/>
+              <w:top w:type="dxa" w:w="80"/>
               <w:left w:type="dxa" w:w="120"/>
-              <w:bottom w:type="dxa" w:w="60"/>
+              <w:bottom w:type="dxa" w:w="80"/>
               <w:right w:type="dxa" w:w="120"/>
             </w:tcMar>
           </w:tcPr>
@@ -287,20 +417,120 @@
               <w:right w:val="single" w:color="CCCCCC" w:sz="1"/>
             </w:tcBorders>
             <w:tcMar>
-              <w:top w:type="dxa" w:w="60"/>
+              <w:top w:type="dxa" w:w="80"/>
               <w:left w:type="dxa" w:w="120"/>
-              <w:bottom w:type="dxa" w:w="60"/>
+              <w:bottom w:type="dxa" w:w="80"/>
               <w:right w:type="dxa" w:w="120"/>
             </w:tcMar>
           </w:tcPr>
           <w:p>
-            <w:r>
-              <w:rPr>
-                <w:rFonts w:ascii="Arial" w:cs="Arial" w:eastAsia="Arial" w:hAnsi="Arial"/>
-                <w:sz w:val="20"/>
-                <w:szCs w:val="20"/>
-              </w:rPr>
-              <w:t xml:space="preserve">Mini Lesson: Sprint 3 – Final Testing &amp; Debugging</w:t>
+            <w:pPr>
+              <w:spacing w:after="80" w:before="80"/>
+            </w:pPr>
+            <w:r>
+              <w:rPr>
+                <w:rFonts w:ascii="Arial" w:cs="Arial" w:eastAsia="Arial" w:hAnsi="Arial"/>
+                <w:b/>
+                <w:bCs/>
+                <w:i w:val="false"/>
+                <w:iCs w:val="false"/>
+                <w:color w:val="000000"/>
+                <w:sz w:val="22"/>
+                <w:szCs w:val="22"/>
+              </w:rPr>
+              <w:t xml:space="preserve">Mini Lesson: </w:t>
+            </w:r>
+            <w:r>
+              <w:rPr>
+                <w:rFonts w:ascii="Arial" w:cs="Arial" w:eastAsia="Arial" w:hAnsi="Arial"/>
+                <w:b w:val="false"/>
+                <w:bCs w:val="false"/>
+                <w:i w:val="false"/>
+                <w:iCs w:val="false"/>
+                <w:color w:val="000000"/>
+                <w:sz w:val="22"/>
+                <w:szCs w:val="22"/>
+              </w:rPr>
+              <w:t xml:space="preserve">Sprint 3 – Final Testing &amp; Debugging</w:t>
+            </w:r>
+            <w:r>
+              <w:rPr>
+                <w:rFonts w:ascii="Arial" w:cs="Arial" w:eastAsia="Arial" w:hAnsi="Arial"/>
+                <w:sz w:val="20"/>
+                <w:szCs w:val="20"/>
+              </w:rPr>
+              <w:br/>
+              <w:t xml:space="preserve"/>
+            </w:r>
+            <w:r>
+              <w:rPr>
+                <w:rFonts w:ascii="Arial" w:cs="Arial" w:eastAsia="Arial" w:hAnsi="Arial"/>
+                <w:sz w:val="20"/>
+                <w:szCs w:val="20"/>
+              </w:rPr>
+              <w:br/>
+              <w:t xml:space="preserve"/>
+            </w:r>
+            <w:r>
+              <w:rPr>
+                <w:rFonts w:ascii="Arial" w:cs="Arial" w:eastAsia="Arial" w:hAnsi="Arial"/>
+                <w:b/>
+                <w:bCs/>
+                <w:i/>
+                <w:iCs/>
+                <w:color w:val="555555"/>
+                <w:sz w:val="20"/>
+                <w:szCs w:val="20"/>
+              </w:rPr>
+              <w:t xml:space="preserve">→ Live Demo — </w:t>
+            </w:r>
+            <w:r>
+              <w:rPr>
+                <w:rFonts w:ascii="Arial" w:cs="Arial" w:eastAsia="Arial" w:hAnsi="Arial"/>
+                <w:b w:val="false"/>
+                <w:bCs w:val="false"/>
+                <w:i/>
+                <w:iCs/>
+                <w:color w:val="555555"/>
+                <w:sz w:val="20"/>
+                <w:szCs w:val="20"/>
+              </w:rPr>
+              <w:t xml:space="preserve">type examples as students follow along in their own editor.</w:t>
+            </w:r>
+            <w:r>
+              <w:rPr>
+                <w:rFonts w:ascii="Arial" w:cs="Arial" w:eastAsia="Arial" w:hAnsi="Arial"/>
+                <w:sz w:val="20"/>
+                <w:szCs w:val="20"/>
+              </w:rPr>
+              <w:br/>
+              <w:t xml:space="preserve"/>
+            </w:r>
+            <w:r>
+              <w:rPr>
+                <w:rFonts w:ascii="Arial" w:cs="Arial" w:eastAsia="Arial" w:hAnsi="Arial"/>
+                <w:b/>
+                <w:bCs/>
+                <w:i/>
+                <w:iCs/>
+                <w:color w:val="555555"/>
+                <w:sz w:val="20"/>
+                <w:szCs w:val="20"/>
+              </w:rPr>
+              <w:t xml:space="preserve">→ Check for Understanding: </w:t>
+            </w:r>
+            <w:r>
+              <w:rPr>
+                <w:rFonts w:ascii="Arial" w:cs="Arial" w:eastAsia="Arial" w:hAnsi="Arial"/>
+                <w:b w:val="false"/>
+                <w:bCs w:val="false"/>
+                <w:i/>
+                <w:iCs/>
+                <w:color w:val="555555"/>
+                <w:sz w:val="20"/>
+                <w:szCs w:val="20"/>
+              </w:rPr>
+              <w:t xml:space="preserve">pause and cold-call: “Can someone explain what we just did in their own words?”</w:t>
             </w:r>
           </w:p>
         </w:tc>
@@ -316,9 +546,9 @@
               <w:right w:val="single" w:color="CCCCCC" w:sz="1"/>
             </w:tcBorders>
             <w:tcMar>
-              <w:top w:type="dxa" w:w="60"/>
+              <w:top w:type="dxa" w:w="80"/>
               <w:left w:type="dxa" w:w="120"/>
-              <w:bottom w:type="dxa" w:w="60"/>
+              <w:bottom w:type="dxa" w:w="80"/>
               <w:right w:type="dxa" w:w="120"/>
             </w:tcMar>
           </w:tcPr>
@@ -331,7 +561,7 @@
                 <w:sz w:val="20"/>
                 <w:szCs w:val="20"/>
               </w:rPr>
-              <w:t xml:space="preserve">15-20 min</w:t>
+              <w:t xml:space="preserve">15–20 min</w:t>
             </w:r>
           </w:p>
         </w:tc>
@@ -345,20 +575,81 @@
               <w:right w:val="single" w:color="CCCCCC" w:sz="1"/>
             </w:tcBorders>
             <w:tcMar>
-              <w:top w:type="dxa" w:w="60"/>
+              <w:top w:type="dxa" w:w="80"/>
               <w:left w:type="dxa" w:w="120"/>
-              <w:bottom w:type="dxa" w:w="60"/>
+              <w:bottom w:type="dxa" w:w="80"/>
               <w:right w:type="dxa" w:w="120"/>
             </w:tcMar>
           </w:tcPr>
           <w:p>
-            <w:r>
-              <w:rPr>
-                <w:rFonts w:ascii="Arial" w:cs="Arial" w:eastAsia="Arial" w:hAnsi="Arial"/>
-                <w:sz w:val="20"/>
-                <w:szCs w:val="20"/>
+            <w:pPr>
+              <w:spacing w:after="80" w:before="80"/>
+            </w:pPr>
+            <w:r>
+              <w:rPr>
+                <w:rFonts w:ascii="Arial" w:cs="Arial" w:eastAsia="Arial" w:hAnsi="Arial"/>
+                <w:b/>
+                <w:bCs/>
+                <w:i w:val="false"/>
+                <w:iCs w:val="false"/>
+                <w:color w:val="000000"/>
+                <w:sz w:val="22"/>
+                <w:szCs w:val="22"/>
               </w:rPr>
               <w:t xml:space="preserve">Independent Practice / Code Along</w:t>
+            </w:r>
+            <w:r>
+              <w:rPr>
+                <w:rFonts w:ascii="Arial" w:cs="Arial" w:eastAsia="Arial" w:hAnsi="Arial"/>
+                <w:sz w:val="20"/>
+                <w:szCs w:val="20"/>
+              </w:rPr>
+              <w:br/>
+              <w:t xml:space="preserve"/>
+            </w:r>
+            <w:r>
+              <w:rPr>
+                <w:rFonts w:ascii="Arial" w:cs="Arial" w:eastAsia="Arial" w:hAnsi="Arial"/>
+                <w:b w:val="false"/>
+                <w:bCs w:val="false"/>
+                <w:i w:val="false"/>
+                <w:iCs w:val="false"/>
+                <w:color w:val="000000"/>
+                <w:sz w:val="20"/>
+                <w:szCs w:val="20"/>
+              </w:rPr>
+              <w:t xml:space="preserve">    Work through problems from the day's exercise set.</w:t>
+            </w:r>
+            <w:r>
+              <w:rPr>
+                <w:rFonts w:ascii="Arial" w:cs="Arial" w:eastAsia="Arial" w:hAnsi="Arial"/>
+                <w:sz w:val="20"/>
+                <w:szCs w:val="20"/>
+              </w:rPr>
+              <w:br/>
+              <w:t xml:space="preserve"/>
+            </w:r>
+            <w:r>
+              <w:rPr>
+                <w:rFonts w:ascii="Arial" w:cs="Arial" w:eastAsia="Arial" w:hAnsi="Arial"/>
+                <w:sz w:val="20"/>
+                <w:szCs w:val="20"/>
+              </w:rPr>
+              <w:br/>
+              <w:t xml:space="preserve"/>
+            </w:r>
+            <w:r>
+              <w:rPr>
+                <w:rFonts w:ascii="Arial" w:cs="Arial" w:eastAsia="Arial" w:hAnsi="Arial"/>
+                <w:b w:val="false"/>
+                <w:bCs w:val="false"/>
+                <w:i/>
+                <w:iCs/>
+                <w:color w:val="555555"/>
+                <w:sz w:val="20"/>
+                <w:szCs w:val="20"/>
+              </w:rPr>
+              <w:t xml:space="preserve">→ Teacher circulates — offer hints, check for understanding.</w:t>
             </w:r>
           </w:p>
         </w:tc>
@@ -374,9 +665,9 @@
               <w:right w:val="single" w:color="CCCCCC" w:sz="1"/>
             </w:tcBorders>
             <w:tcMar>
-              <w:top w:type="dxa" w:w="60"/>
+              <w:top w:type="dxa" w:w="80"/>
               <w:left w:type="dxa" w:w="120"/>
-              <w:bottom w:type="dxa" w:w="60"/>
+              <w:bottom w:type="dxa" w:w="80"/>
               <w:right w:type="dxa" w:w="120"/>
             </w:tcMar>
           </w:tcPr>
@@ -403,20 +694,90 @@
               <w:right w:val="single" w:color="CCCCCC" w:sz="1"/>
             </w:tcBorders>
             <w:tcMar>
-              <w:top w:type="dxa" w:w="60"/>
+              <w:top w:type="dxa" w:w="80"/>
               <w:left w:type="dxa" w:w="120"/>
-              <w:bottom w:type="dxa" w:w="60"/>
+              <w:bottom w:type="dxa" w:w="80"/>
               <w:right w:type="dxa" w:w="120"/>
             </w:tcMar>
           </w:tcPr>
           <w:p>
-            <w:r>
-              <w:rPr>
-                <w:rFonts w:ascii="Arial" w:cs="Arial" w:eastAsia="Arial" w:hAnsi="Arial"/>
-                <w:sz w:val="20"/>
-                <w:szCs w:val="20"/>
+            <w:pPr>
+              <w:spacing w:after="80" w:before="80"/>
+            </w:pPr>
+            <w:r>
+              <w:rPr>
+                <w:rFonts w:ascii="Arial" w:cs="Arial" w:eastAsia="Arial" w:hAnsi="Arial"/>
+                <w:b/>
+                <w:bCs/>
+                <w:i w:val="false"/>
+                <w:iCs w:val="false"/>
+                <w:color w:val="000000"/>
+                <w:sz w:val="22"/>
+                <w:szCs w:val="22"/>
               </w:rPr>
               <w:t xml:space="preserve">Exit Ticket / Wrap-Up</w:t>
+            </w:r>
+            <w:r>
+              <w:rPr>
+                <w:rFonts w:ascii="Arial" w:cs="Arial" w:eastAsia="Arial" w:hAnsi="Arial"/>
+                <w:sz w:val="20"/>
+                <w:szCs w:val="20"/>
+              </w:rPr>
+              <w:br/>
+              <w:t xml:space="preserve"/>
+            </w:r>
+            <w:r>
+              <w:rPr>
+                <w:rFonts w:ascii="Arial" w:cs="Arial" w:eastAsia="Arial" w:hAnsi="Arial"/>
+                <w:sz w:val="20"/>
+                <w:szCs w:val="20"/>
+              </w:rPr>
+              <w:br/>
+              <w:t xml:space="preserve"/>
+            </w:r>
+            <w:r>
+              <w:rPr>
+                <w:rFonts w:ascii="Arial" w:cs="Arial" w:eastAsia="Arial" w:hAnsi="Arial"/>
+                <w:b w:val="false"/>
+                <w:bCs w:val="false"/>
+                <w:i w:val="false"/>
+                <w:iCs w:val="false"/>
+                <w:color w:val="000000"/>
+                <w:sz w:val="20"/>
+                <w:szCs w:val="20"/>
+              </w:rPr>
+              <w:t xml:space="preserve">What is one key concept you learned today?</w:t>
+            </w:r>
+            <w:r>
+              <w:rPr>
+                <w:rFonts w:ascii="Arial" w:cs="Arial" w:eastAsia="Arial" w:hAnsi="Arial"/>
+                <w:sz w:val="20"/>
+                <w:szCs w:val="20"/>
+              </w:rPr>
+              <w:br/>
+              <w:t xml:space="preserve"/>
+            </w:r>
+            <w:r>
+              <w:rPr>
+                <w:rFonts w:ascii="Arial" w:cs="Arial" w:eastAsia="Arial" w:hAnsi="Arial"/>
+                <w:sz w:val="20"/>
+                <w:szCs w:val="20"/>
+              </w:rPr>
+              <w:br/>
+              <w:t xml:space="preserve"/>
+            </w:r>
+            <w:r>
+              <w:rPr>
+                <w:rFonts w:ascii="Arial" w:cs="Arial" w:eastAsia="Arial" w:hAnsi="Arial"/>
+                <w:b w:val="false"/>
+                <w:bCs w:val="false"/>
+                <w:i/>
+                <w:iCs/>
+                <w:color w:val="555555"/>
+                <w:sz w:val="20"/>
+                <w:szCs w:val="20"/>
+              </w:rPr>
+              <w:t xml:space="preserve">→ 3–2–1: Name 3 things learned, 2 new vocab words, 1 question you still have.</w:t>
             </w:r>
           </w:p>
         </w:tc>
@@ -647,19 +1008,6 @@
                 <w:sz w:val="18"/>
                 <w:szCs w:val="18"/>
               </w:rPr>
-              <w:t xml:space="preserve"># BEFORE: cryptic</w:t>
-            </w:r>
-          </w:p>
-          <w:p>
-            <w:pPr>
-              <w:spacing w:after="20"/>
-            </w:pPr>
-            <w:r>
-              <w:rPr>
-                <w:rFonts w:ascii="Courier New" w:cs="Courier New" w:eastAsia="Courier New" w:hAnsi="Courier New"/>
-                <w:sz w:val="18"/>
-                <w:szCs w:val="18"/>
-              </w:rPr>
               <w:t xml:space="preserve">except FileNotFoundError as e:</w:t>
             </w:r>
           </w:p>
@@ -699,7 +1047,7 @@
                 <w:sz w:val="18"/>
                 <w:szCs w:val="18"/>
               </w:rPr>
-              <w:t xml:space="preserve"># AFTER: helpful</w:t>
+              <w:t xml:space="preserve"> </w:t>
             </w:r>
           </w:p>
           <w:p>
@@ -924,32 +1272,6 @@
                 <w:sz w:val="18"/>
                 <w:szCs w:val="18"/>
               </w:rPr>
-              <w:t xml:space="preserve"># Comprehensive final test script:</w:t>
-            </w:r>
-          </w:p>
-          <w:p>
-            <w:pPr>
-              <w:spacing w:after="20"/>
-            </w:pPr>
-            <w:r>
-              <w:rPr>
-                <w:rFonts w:ascii="Courier New" w:cs="Courier New" w:eastAsia="Courier New" w:hAnsi="Courier New"/>
-                <w:sz w:val="18"/>
-                <w:szCs w:val="18"/>
-              </w:rPr>
-              <w:t xml:space="preserve"> </w:t>
-            </w:r>
-          </w:p>
-          <w:p>
-            <w:pPr>
-              <w:spacing w:after="20"/>
-            </w:pPr>
-            <w:r>
-              <w:rPr>
-                <w:rFonts w:ascii="Courier New" w:cs="Courier New" w:eastAsia="Courier New" w:hAnsi="Courier New"/>
-                <w:sz w:val="18"/>
-                <w:szCs w:val="18"/>
-              </w:rPr>
               <w:t xml:space="preserve">def final_test():</w:t>
             </w:r>
           </w:p>
@@ -1511,7 +1833,46 @@
                 <w:sz w:val="18"/>
                 <w:szCs w:val="18"/>
               </w:rPr>
-              <w:t xml:space="preserve">## Known Issues</w:t>
+              <w:t xml:space="preserve">- When searching 10,000+ students, search takes 5+ seconds</w:t>
+            </w:r>
+          </w:p>
+          <w:p>
+            <w:pPr>
+              <w:spacing w:after="20"/>
+            </w:pPr>
+            <w:r>
+              <w:rPr>
+                <w:rFonts w:ascii="Courier New" w:cs="Courier New" w:eastAsia="Courier New" w:hAnsi="Courier New"/>
+                <w:sz w:val="18"/>
+                <w:szCs w:val="18"/>
+              </w:rPr>
+              <w:t xml:space="preserve">- Cause: Linear search instead of indexed lookup</w:t>
+            </w:r>
+          </w:p>
+          <w:p>
+            <w:pPr>
+              <w:spacing w:after="20"/>
+            </w:pPr>
+            <w:r>
+              <w:rPr>
+                <w:rFonts w:ascii="Courier New" w:cs="Courier New" w:eastAsia="Courier New" w:hAnsi="Courier New"/>
+                <w:sz w:val="18"/>
+                <w:szCs w:val="18"/>
+              </w:rPr>
+              <w:t xml:space="preserve">- Workaround: Works fine for normal classroom use (100–500 students)</w:t>
+            </w:r>
+          </w:p>
+          <w:p>
+            <w:pPr>
+              <w:spacing w:after="20"/>
+            </w:pPr>
+            <w:r>
+              <w:rPr>
+                <w:rFonts w:ascii="Courier New" w:cs="Courier New" w:eastAsia="Courier New" w:hAnsi="Courier New"/>
+                <w:sz w:val="18"/>
+                <w:szCs w:val="18"/>
+              </w:rPr>
+              <w:t xml:space="preserve">- Future fix: Implement indexed lookup or database</w:t>
             </w:r>
           </w:p>
           <w:p>
@@ -1537,85 +1898,7 @@
                 <w:sz w:val="18"/>
                 <w:szCs w:val="18"/>
               </w:rPr>
-              <w:t xml:space="preserve">### Issue 1: Slow search on large datasets</w:t>
-            </w:r>
-          </w:p>
-          <w:p>
-            <w:pPr>
-              <w:spacing w:after="20"/>
-            </w:pPr>
-            <w:r>
-              <w:rPr>
-                <w:rFonts w:ascii="Courier New" w:cs="Courier New" w:eastAsia="Courier New" w:hAnsi="Courier New"/>
-                <w:sz w:val="18"/>
-                <w:szCs w:val="18"/>
-              </w:rPr>
-              <w:t xml:space="preserve">- When searching 10,000+ students, search takes 5+ seconds</w:t>
-            </w:r>
-          </w:p>
-          <w:p>
-            <w:pPr>
-              <w:spacing w:after="20"/>
-            </w:pPr>
-            <w:r>
-              <w:rPr>
-                <w:rFonts w:ascii="Courier New" w:cs="Courier New" w:eastAsia="Courier New" w:hAnsi="Courier New"/>
-                <w:sz w:val="18"/>
-                <w:szCs w:val="18"/>
-              </w:rPr>
-              <w:t xml:space="preserve">- Cause: Linear search instead of indexed lookup</w:t>
-            </w:r>
-          </w:p>
-          <w:p>
-            <w:pPr>
-              <w:spacing w:after="20"/>
-            </w:pPr>
-            <w:r>
-              <w:rPr>
-                <w:rFonts w:ascii="Courier New" w:cs="Courier New" w:eastAsia="Courier New" w:hAnsi="Courier New"/>
-                <w:sz w:val="18"/>
-                <w:szCs w:val="18"/>
-              </w:rPr>
-              <w:t xml:space="preserve">- Workaround: Works fine for normal classroom use (100–500 students)</w:t>
-            </w:r>
-          </w:p>
-          <w:p>
-            <w:pPr>
-              <w:spacing w:after="20"/>
-            </w:pPr>
-            <w:r>
-              <w:rPr>
-                <w:rFonts w:ascii="Courier New" w:cs="Courier New" w:eastAsia="Courier New" w:hAnsi="Courier New"/>
-                <w:sz w:val="18"/>
-                <w:szCs w:val="18"/>
-              </w:rPr>
-              <w:t xml:space="preserve">- Future fix: Implement indexed lookup or database</w:t>
-            </w:r>
-          </w:p>
-          <w:p>
-            <w:pPr>
-              <w:spacing w:after="20"/>
-            </w:pPr>
-            <w:r>
-              <w:rPr>
-                <w:rFonts w:ascii="Courier New" w:cs="Courier New" w:eastAsia="Courier New" w:hAnsi="Courier New"/>
-                <w:sz w:val="18"/>
-                <w:szCs w:val="18"/>
-              </w:rPr>
               <w:t xml:space="preserve"> </w:t>
-            </w:r>
-          </w:p>
-          <w:p>
-            <w:pPr>
-              <w:spacing w:after="20"/>
-            </w:pPr>
-            <w:r>
-              <w:rPr>
-                <w:rFonts w:ascii="Courier New" w:cs="Courier New" w:eastAsia="Courier New" w:hAnsi="Courier New"/>
-                <w:sz w:val="18"/>
-                <w:szCs w:val="18"/>
-              </w:rPr>
-              <w:t xml:space="preserve">### Issue 2: API rate limiting</w:t>
             </w:r>
           </w:p>
           <w:p>

--- a/Coding 2 - year/Unit 7 - Capstone Project/Daily Lesson Plans/Word/Day 19.docx
+++ b/Coding 2 - year/Unit 7 - Capstone Project/Daily Lesson Plans/Word/Day 19.docx
@@ -319,7 +319,7 @@
                 <w:sz w:val="20"/>
                 <w:szCs w:val="20"/>
               </w:rPr>
-              <w:t xml:space="preserve">    What do you remember from last class?</w:t>
+              <w:t xml:space="preserve">    What do you already know about Sprint 3 – Final Testing &amp; Debugging? Write down at least one thing.</w:t>
             </w:r>
             <w:r>
               <w:rPr>
@@ -350,7 +350,7 @@
                 <w:sz w:val="20"/>
                 <w:szCs w:val="20"/>
               </w:rPr>
-              <w:t xml:space="preserve">What do you think today's topic "Sprint 3 – Final Testing &amp; Debugging" is about?</w:t>
+              <w:t xml:space="preserve">Today’s Goal: Explore and practice Sprint 3 – Final Testing &amp; Debugging.</w:t>
             </w:r>
             <w:r>
               <w:rPr>
@@ -746,7 +746,7 @@
                 <w:sz w:val="20"/>
                 <w:szCs w:val="20"/>
               </w:rPr>
-              <w:t xml:space="preserve">What is one key concept you learned today?</w:t>
+              <w:t xml:space="preserve">Name one new thing you learned about Sprint 3 – Final Testing &amp; Debugging today and one question you still have.</w:t>
             </w:r>
             <w:r>
               <w:rPr>

--- a/Coding 2 - year/Unit 7 - Capstone Project/Daily Lesson Plans/Word/Day 19.docx
+++ b/Coding 2 - year/Unit 7 - Capstone Project/Daily Lesson Plans/Word/Day 19.docx
@@ -342,6 +342,72 @@
             <w:r>
               <w:rPr>
                 <w:rFonts w:ascii="Arial" w:cs="Arial" w:eastAsia="Arial" w:hAnsi="Arial"/>
+                <w:b/>
+                <w:bCs/>
+                <w:i w:val="false"/>
+                <w:iCs w:val="false"/>
+                <w:color w:val="000000"/>
+                <w:sz w:val="20"/>
+                <w:szCs w:val="20"/>
+              </w:rPr>
+              <w:t xml:space="preserve">Vocabulary Preview — </w:t>
+            </w:r>
+            <w:r>
+              <w:rPr>
+                <w:rFonts w:ascii="Arial" w:cs="Arial" w:eastAsia="Arial" w:hAnsi="Arial"/>
+                <w:b w:val="false"/>
+                <w:bCs w:val="false"/>
+                <w:i w:val="false"/>
+                <w:iCs w:val="false"/>
+                <w:color w:val="000000"/>
+                <w:sz w:val="20"/>
+                <w:szCs w:val="20"/>
+              </w:rPr>
+              <w:t xml:space="preserve">terms we'll use today:</w:t>
+            </w:r>
+            <w:r>
+              <w:rPr>
+                <w:rFonts w:ascii="Arial" w:cs="Arial" w:eastAsia="Arial" w:hAnsi="Arial"/>
+                <w:sz w:val="20"/>
+                <w:szCs w:val="20"/>
+              </w:rPr>
+              <w:br/>
+              <w:t xml:space="preserve"/>
+            </w:r>
+            <w:r>
+              <w:rPr>
+                <w:rFonts w:ascii="Arial" w:cs="Arial" w:eastAsia="Arial" w:hAnsi="Arial"/>
+                <w:b w:val="false"/>
+                <w:bCs w:val="false"/>
+                <w:i w:val="false"/>
+                <w:iCs w:val="false"/>
+                <w:color w:val="000000"/>
+                <w:sz w:val="20"/>
+                <w:szCs w:val="20"/>
+              </w:rPr>
+              <w:t xml:space="preserve">    • Minutes 0-5   •   Final Standup   •   Minutes 5-50   •   Focused Bug Resolution   •   Minutes 50-55   •   Code Finalization</w:t>
+            </w:r>
+            <w:r>
+              <w:rPr>
+                <w:rFonts w:ascii="Arial" w:cs="Arial" w:eastAsia="Arial" w:hAnsi="Arial"/>
+                <w:sz w:val="20"/>
+                <w:szCs w:val="20"/>
+              </w:rPr>
+              <w:br/>
+              <w:t xml:space="preserve"/>
+            </w:r>
+            <w:r>
+              <w:rPr>
+                <w:rFonts w:ascii="Arial" w:cs="Arial" w:eastAsia="Arial" w:hAnsi="Arial"/>
+                <w:sz w:val="20"/>
+                <w:szCs w:val="20"/>
+              </w:rPr>
+              <w:br/>
+              <w:t xml:space="preserve"/>
+            </w:r>
+            <w:r>
+              <w:rPr>
+                <w:rFonts w:ascii="Arial" w:cs="Arial" w:eastAsia="Arial" w:hAnsi="Arial"/>
                 <w:b w:val="false"/>
                 <w:bCs w:val="false"/>
                 <w:i/>
@@ -474,6 +540,310 @@
             <w:r>
               <w:rPr>
                 <w:rFonts w:ascii="Arial" w:cs="Arial" w:eastAsia="Arial" w:hAnsi="Arial"/>
+                <w:b w:val="false"/>
+                <w:bCs w:val="false"/>
+                <w:i w:val="false"/>
+                <w:iCs w:val="false"/>
+                <w:color w:val="000000"/>
+                <w:sz w:val="20"/>
+                <w:szCs w:val="20"/>
+              </w:rPr>
+              <w:t xml:space="preserve">This is your last day for bug fixes. By end of day, your code should be stable and production-ready. Tomorrow you'll focus on documentation, and Days 23–24 are presentations. Today: make it solid.</w:t>
+            </w:r>
+            <w:r>
+              <w:rPr>
+                <w:rFonts w:ascii="Arial" w:cs="Arial" w:eastAsia="Arial" w:hAnsi="Arial"/>
+                <w:sz w:val="20"/>
+                <w:szCs w:val="20"/>
+              </w:rPr>
+              <w:br/>
+              <w:t xml:space="preserve"/>
+            </w:r>
+            <w:r>
+              <w:rPr>
+                <w:rFonts w:ascii="Arial" w:cs="Arial" w:eastAsia="Arial" w:hAnsi="Arial"/>
+                <w:b w:val="false"/>
+                <w:bCs w:val="false"/>
+                <w:i w:val="false"/>
+                <w:iCs w:val="false"/>
+                <w:color w:val="000000"/>
+                <w:sz w:val="20"/>
+                <w:szCs w:val="20"/>
+              </w:rPr>
+              <w:t xml:space="preserve">Minutes 5-50: Focused Bug Resolution</w:t>
+            </w:r>
+            <w:r>
+              <w:rPr>
+                <w:rFonts w:ascii="Arial" w:cs="Arial" w:eastAsia="Arial" w:hAnsi="Arial"/>
+                <w:sz w:val="20"/>
+                <w:szCs w:val="20"/>
+              </w:rPr>
+              <w:br/>
+              <w:t xml:space="preserve"/>
+            </w:r>
+            <w:r>
+              <w:rPr>
+                <w:rFonts w:ascii="Arial" w:cs="Arial" w:eastAsia="Arial" w:hAnsi="Arial"/>
+                <w:sz w:val="20"/>
+                <w:szCs w:val="20"/>
+              </w:rPr>
+              <w:br/>
+              <w:t xml:space="preserve"/>
+            </w:r>
+            <w:r>
+              <w:rPr>
+                <w:rFonts w:ascii="Arial" w:cs="Arial" w:eastAsia="Arial" w:hAnsi="Arial"/>
+                <w:b/>
+                <w:bCs/>
+                <w:i w:val="false"/>
+                <w:iCs w:val="false"/>
+                <w:color w:val="000000"/>
+                <w:sz w:val="20"/>
+                <w:szCs w:val="20"/>
+              </w:rPr>
+              <w:t xml:space="preserve">Key Concepts:</w:t>
+            </w:r>
+            <w:r>
+              <w:rPr>
+                <w:rFonts w:ascii="Arial" w:cs="Arial" w:eastAsia="Arial" w:hAnsi="Arial"/>
+                <w:sz w:val="20"/>
+                <w:szCs w:val="20"/>
+              </w:rPr>
+              <w:br/>
+              <w:t xml:space="preserve"/>
+            </w:r>
+            <w:r>
+              <w:rPr>
+                <w:rFonts w:ascii="Arial" w:cs="Arial" w:eastAsia="Arial" w:hAnsi="Arial"/>
+                <w:b w:val="false"/>
+                <w:bCs w:val="false"/>
+                <w:i w:val="false"/>
+                <w:iCs w:val="false"/>
+                <w:color w:val="000000"/>
+                <w:sz w:val="20"/>
+                <w:szCs w:val="20"/>
+              </w:rPr>
+              <w:t xml:space="preserve">    • Review bugs from Day 18</w:t>
+            </w:r>
+            <w:r>
+              <w:rPr>
+                <w:rFonts w:ascii="Arial" w:cs="Arial" w:eastAsia="Arial" w:hAnsi="Arial"/>
+                <w:sz w:val="20"/>
+                <w:szCs w:val="20"/>
+              </w:rPr>
+              <w:br/>
+              <w:t xml:space="preserve"/>
+            </w:r>
+            <w:r>
+              <w:rPr>
+                <w:rFonts w:ascii="Arial" w:cs="Arial" w:eastAsia="Arial" w:hAnsi="Arial"/>
+                <w:b w:val="false"/>
+                <w:bCs w:val="false"/>
+                <w:i w:val="false"/>
+                <w:iCs w:val="false"/>
+                <w:color w:val="000000"/>
+                <w:sz w:val="20"/>
+                <w:szCs w:val="20"/>
+              </w:rPr>
+              <w:t xml:space="preserve">    • Triage: what MUST be fixed? What can you live with?</w:t>
+            </w:r>
+            <w:r>
+              <w:rPr>
+                <w:rFonts w:ascii="Arial" w:cs="Arial" w:eastAsia="Arial" w:hAnsi="Arial"/>
+                <w:sz w:val="20"/>
+                <w:szCs w:val="20"/>
+              </w:rPr>
+              <w:br/>
+              <w:t xml:space="preserve"/>
+            </w:r>
+            <w:r>
+              <w:rPr>
+                <w:rFonts w:ascii="Arial" w:cs="Arial" w:eastAsia="Arial" w:hAnsi="Arial"/>
+                <w:b w:val="false"/>
+                <w:bCs w:val="false"/>
+                <w:i w:val="false"/>
+                <w:iCs w:val="false"/>
+                <w:color w:val="000000"/>
+                <w:sz w:val="20"/>
+                <w:szCs w:val="20"/>
+              </w:rPr>
+              <w:t xml:space="preserve">    • Timeline: need to finalize code by end of today</w:t>
+            </w:r>
+            <w:r>
+              <w:rPr>
+                <w:rFonts w:ascii="Arial" w:cs="Arial" w:eastAsia="Arial" w:hAnsi="Arial"/>
+                <w:sz w:val="20"/>
+                <w:szCs w:val="20"/>
+              </w:rPr>
+              <w:br/>
+              <w:t xml:space="preserve"/>
+            </w:r>
+            <w:r>
+              <w:rPr>
+                <w:rFonts w:ascii="Arial" w:cs="Arial" w:eastAsia="Arial" w:hAnsi="Arial"/>
+                <w:b w:val="false"/>
+                <w:bCs w:val="false"/>
+                <w:i w:val="false"/>
+                <w:iCs w:val="false"/>
+                <w:color w:val="000000"/>
+                <w:sz w:val="20"/>
+                <w:szCs w:val="20"/>
+              </w:rPr>
+              <w:t xml:space="preserve">    • Finish fixing critical bugs from Day 18</w:t>
+            </w:r>
+            <w:r>
+              <w:rPr>
+                <w:rFonts w:ascii="Arial" w:cs="Arial" w:eastAsia="Arial" w:hAnsi="Arial"/>
+                <w:sz w:val="20"/>
+                <w:szCs w:val="20"/>
+              </w:rPr>
+              <w:br/>
+              <w:t xml:space="preserve"/>
+            </w:r>
+            <w:r>
+              <w:rPr>
+                <w:rFonts w:ascii="Arial" w:cs="Arial" w:eastAsia="Arial" w:hAnsi="Arial"/>
+                <w:b w:val="false"/>
+                <w:bCs w:val="false"/>
+                <w:i w:val="false"/>
+                <w:iCs w:val="false"/>
+                <w:color w:val="000000"/>
+                <w:sz w:val="20"/>
+                <w:szCs w:val="20"/>
+              </w:rPr>
+              <w:t xml:space="preserve">    • Re-test to verify fixes work and don't break other features</w:t>
+            </w:r>
+            <w:r>
+              <w:rPr>
+                <w:rFonts w:ascii="Arial" w:cs="Arial" w:eastAsia="Arial" w:hAnsi="Arial"/>
+                <w:sz w:val="20"/>
+                <w:szCs w:val="20"/>
+              </w:rPr>
+              <w:br/>
+              <w:t xml:space="preserve"/>
+            </w:r>
+            <w:r>
+              <w:rPr>
+                <w:rFonts w:ascii="Arial" w:cs="Arial" w:eastAsia="Arial" w:hAnsi="Arial"/>
+                <w:b w:val="false"/>
+                <w:bCs w:val="false"/>
+                <w:i w:val="false"/>
+                <w:iCs w:val="false"/>
+                <w:color w:val="000000"/>
+                <w:sz w:val="20"/>
+                <w:szCs w:val="20"/>
+              </w:rPr>
+              <w:t xml:space="preserve">    • Don't introduce new features; focus on stability</w:t>
+            </w:r>
+            <w:r>
+              <w:rPr>
+                <w:rFonts w:ascii="Arial" w:cs="Arial" w:eastAsia="Arial" w:hAnsi="Arial"/>
+                <w:sz w:val="20"/>
+                <w:szCs w:val="20"/>
+              </w:rPr>
+              <w:br/>
+              <w:t xml:space="preserve"/>
+            </w:r>
+            <w:r>
+              <w:rPr>
+                <w:rFonts w:ascii="Arial" w:cs="Arial" w:eastAsia="Arial" w:hAnsi="Arial"/>
+                <w:b w:val="false"/>
+                <w:bCs w:val="false"/>
+                <w:i w:val="false"/>
+                <w:iCs w:val="false"/>
+                <w:color w:val="000000"/>
+                <w:sz w:val="20"/>
+                <w:szCs w:val="20"/>
+              </w:rPr>
+              <w:t xml:space="preserve">    • If you find new bugs, add to backlog but prioritize finishing existing ones</w:t>
+            </w:r>
+            <w:r>
+              <w:rPr>
+                <w:rFonts w:ascii="Arial" w:cs="Arial" w:eastAsia="Arial" w:hAnsi="Arial"/>
+                <w:sz w:val="20"/>
+                <w:szCs w:val="20"/>
+              </w:rPr>
+              <w:br/>
+              <w:t xml:space="preserve"/>
+            </w:r>
+            <w:r>
+              <w:rPr>
+                <w:rFonts w:ascii="Arial" w:cs="Arial" w:eastAsia="Arial" w:hAnsi="Arial"/>
+                <w:b w:val="false"/>
+                <w:bCs w:val="false"/>
+                <w:i w:val="false"/>
+                <w:iCs w:val="false"/>
+                <w:color w:val="000000"/>
+                <w:sz w:val="20"/>
+                <w:szCs w:val="20"/>
+              </w:rPr>
+              <w:t xml:space="preserve">    • Call teacher over for tricky bugs—don't spend &gt;15 min stuck</w:t>
+            </w:r>
+            <w:r>
+              <w:rPr>
+                <w:rFonts w:ascii="Arial" w:cs="Arial" w:eastAsia="Arial" w:hAnsi="Arial"/>
+                <w:sz w:val="20"/>
+                <w:szCs w:val="20"/>
+              </w:rPr>
+              <w:br/>
+              <w:t xml:space="preserve"/>
+            </w:r>
+            <w:r>
+              <w:rPr>
+                <w:rFonts w:ascii="Arial" w:cs="Arial" w:eastAsia="Arial" w:hAnsi="Arial"/>
+                <w:sz w:val="20"/>
+                <w:szCs w:val="20"/>
+              </w:rPr>
+              <w:br/>
+              <w:t xml:space="preserve"/>
+            </w:r>
+            <w:r>
+              <w:rPr>
+                <w:rFonts w:ascii="Arial" w:cs="Arial" w:eastAsia="Arial" w:hAnsi="Arial"/>
+                <w:b/>
+                <w:bCs/>
+                <w:i w:val="false"/>
+                <w:iCs w:val="false"/>
+                <w:color w:val="000000"/>
+                <w:sz w:val="20"/>
+                <w:szCs w:val="20"/>
+              </w:rPr>
+              <w:t xml:space="preserve">Vocabulary: </w:t>
+            </w:r>
+            <w:r>
+              <w:rPr>
+                <w:rFonts w:ascii="Arial" w:cs="Arial" w:eastAsia="Arial" w:hAnsi="Arial"/>
+                <w:b w:val="false"/>
+                <w:bCs w:val="false"/>
+                <w:i w:val="false"/>
+                <w:iCs w:val="false"/>
+                <w:color w:val="000000"/>
+                <w:sz w:val="20"/>
+                <w:szCs w:val="20"/>
+              </w:rPr>
+              <w:t xml:space="preserve">Minutes 0-5, Final Standup, Minutes 5-50, Focused Bug Resolution, Minutes 50-55, Code Finalization</w:t>
+            </w:r>
+            <w:r>
+              <w:rPr>
+                <w:rFonts w:ascii="Arial" w:cs="Arial" w:eastAsia="Arial" w:hAnsi="Arial"/>
+                <w:sz w:val="20"/>
+                <w:szCs w:val="20"/>
+              </w:rPr>
+              <w:br/>
+              <w:t xml:space="preserve"/>
+            </w:r>
+            <w:r>
+              <w:rPr>
+                <w:rFonts w:ascii="Arial" w:cs="Arial" w:eastAsia="Arial" w:hAnsi="Arial"/>
+                <w:sz w:val="20"/>
+                <w:szCs w:val="20"/>
+              </w:rPr>
+              <w:br/>
+              <w:t xml:space="preserve"/>
+            </w:r>
+            <w:r>
+              <w:rPr>
+                <w:rFonts w:ascii="Arial" w:cs="Arial" w:eastAsia="Arial" w:hAnsi="Arial"/>
                 <w:b/>
                 <w:bCs/>
                 <w:i/>
@@ -561,7 +931,7 @@
                 <w:sz w:val="20"/>
                 <w:szCs w:val="20"/>
               </w:rPr>
-              <w:t xml:space="preserve">15–20 min</w:t>
+              <w:t xml:space="preserve">15 min</w:t>
             </w:r>
           </w:p>
         </w:tc>
@@ -596,7 +966,16 @@
                 <w:sz w:val="22"/>
                 <w:szCs w:val="22"/>
               </w:rPr>
-              <w:t xml:space="preserve">Independent Practice / Code Along</w:t>
+              <w:t xml:space="preserve">Guided Practice</w:t>
+            </w:r>
+            <w:r>
+              <w:rPr>
+                <w:rFonts w:ascii="Arial" w:cs="Arial" w:eastAsia="Arial" w:hAnsi="Arial"/>
+                <w:sz w:val="20"/>
+                <w:szCs w:val="20"/>
+              </w:rPr>
+              <w:br/>
+              <w:t xml:space="preserve"/>
             </w:r>
             <w:r>
               <w:rPr>
@@ -618,7 +997,13 @@
                 <w:sz w:val="20"/>
                 <w:szCs w:val="20"/>
               </w:rPr>
-              <w:t xml:space="preserve">    Work through problems from the day's exercise set.</w:t>
+              <w:t xml:space="preserve">- [ ] All critical bugs fixed
+- [ ] Code tested end-to-end multiple times
+- [ ] Edge cases handled gracefully
+- [ ] No crashes on normal usage
+- [ ] Error messages are clear
+- [ ] Code finalized and committed
+- [ ] Ready for documentation on Day 20</w:t>
             </w:r>
             <w:r>
               <w:rPr>
@@ -649,7 +1034,7 @@
                 <w:sz w:val="20"/>
                 <w:szCs w:val="20"/>
               </w:rPr>
-              <w:t xml:space="preserve">→ Teacher circulates — offer hints, check for understanding.</w:t>
+              <w:t xml:space="preserve">→ Teacher models — students try alongside, then compare results.</w:t>
             </w:r>
           </w:p>
         </w:tc>
@@ -680,7 +1065,7 @@
                 <w:sz w:val="20"/>
                 <w:szCs w:val="20"/>
               </w:rPr>
-              <w:t xml:space="preserve">5 min</w:t>
+              <w:t xml:space="preserve">15–20 min</w:t>
             </w:r>
           </w:p>
         </w:tc>
@@ -715,16 +1100,7 @@
                 <w:sz w:val="22"/>
                 <w:szCs w:val="22"/>
               </w:rPr>
-              <w:t xml:space="preserve">Exit Ticket / Wrap-Up</w:t>
-            </w:r>
-            <w:r>
-              <w:rPr>
-                <w:rFonts w:ascii="Arial" w:cs="Arial" w:eastAsia="Arial" w:hAnsi="Arial"/>
-                <w:sz w:val="20"/>
-                <w:szCs w:val="20"/>
-              </w:rPr>
-              <w:br/>
-              <w:t xml:space="preserve"/>
+              <w:t xml:space="preserve">Independent Practice / Code Along</w:t>
             </w:r>
             <w:r>
               <w:rPr>
@@ -746,7 +1122,29 @@
                 <w:sz w:val="20"/>
                 <w:szCs w:val="20"/>
               </w:rPr>
-              <w:t xml:space="preserve">Name one new thing you learned about Sprint 3 – Final Testing &amp; Debugging today and one question you still have.</w:t>
+              <w:t xml:space="preserve">    Students complete the assessment independently.</w:t>
+            </w:r>
+            <w:r>
+              <w:rPr>
+                <w:rFonts w:ascii="Arial" w:cs="Arial" w:eastAsia="Arial" w:hAnsi="Arial"/>
+                <w:sz w:val="20"/>
+                <w:szCs w:val="20"/>
+              </w:rPr>
+              <w:br/>
+              <w:t xml:space="preserve"/>
+            </w:r>
+            <w:r>
+              <w:rPr>
+                <w:rFonts w:ascii="Arial" w:cs="Arial" w:eastAsia="Arial" w:hAnsi="Arial"/>
+                <w:b w:val="false"/>
+                <w:bCs w:val="false"/>
+                <w:i w:val="false"/>
+                <w:iCs w:val="false"/>
+                <w:color w:val="000000"/>
+                <w:sz w:val="20"/>
+                <w:szCs w:val="20"/>
+              </w:rPr>
+              <w:t xml:space="preserve">    Remind students to check their work before submitting.</w:t>
             </w:r>
             <w:r>
               <w:rPr>
@@ -777,6 +1175,134 @@
                 <w:sz w:val="20"/>
                 <w:szCs w:val="20"/>
               </w:rPr>
+              <w:t xml:space="preserve">→ Teacher circulates — offer hints, check for understanding.</w:t>
+            </w:r>
+          </w:p>
+        </w:tc>
+      </w:tr>
+      <w:tr>
+        <w:tc>
+          <w:tcPr>
+            <w:tcW w:type="dxa" w:w="1800"/>
+            <w:tcBorders>
+              <w:top w:val="single" w:color="CCCCCC" w:sz="1"/>
+              <w:left w:val="single" w:color="CCCCCC" w:sz="1"/>
+              <w:bottom w:val="single" w:color="CCCCCC" w:sz="1"/>
+              <w:right w:val="single" w:color="CCCCCC" w:sz="1"/>
+            </w:tcBorders>
+            <w:tcMar>
+              <w:top w:type="dxa" w:w="80"/>
+              <w:left w:type="dxa" w:w="120"/>
+              <w:bottom w:type="dxa" w:w="80"/>
+              <w:right w:type="dxa" w:w="120"/>
+            </w:tcMar>
+          </w:tcPr>
+          <w:p>
+            <w:r>
+              <w:rPr>
+                <w:rFonts w:ascii="Arial" w:cs="Arial" w:eastAsia="Arial" w:hAnsi="Arial"/>
+                <w:b/>
+                <w:bCs/>
+                <w:sz w:val="20"/>
+                <w:szCs w:val="20"/>
+              </w:rPr>
+              <w:t xml:space="preserve">5 min</w:t>
+            </w:r>
+          </w:p>
+        </w:tc>
+        <w:tc>
+          <w:tcPr>
+            <w:tcW w:type="dxa" w:w="7560"/>
+            <w:tcBorders>
+              <w:top w:val="single" w:color="CCCCCC" w:sz="1"/>
+              <w:left w:val="single" w:color="CCCCCC" w:sz="1"/>
+              <w:bottom w:val="single" w:color="CCCCCC" w:sz="1"/>
+              <w:right w:val="single" w:color="CCCCCC" w:sz="1"/>
+            </w:tcBorders>
+            <w:tcMar>
+              <w:top w:type="dxa" w:w="80"/>
+              <w:left w:type="dxa" w:w="120"/>
+              <w:bottom w:type="dxa" w:w="80"/>
+              <w:right w:type="dxa" w:w="120"/>
+            </w:tcMar>
+          </w:tcPr>
+          <w:p>
+            <w:pPr>
+              <w:spacing w:after="80" w:before="80"/>
+            </w:pPr>
+            <w:r>
+              <w:rPr>
+                <w:rFonts w:ascii="Arial" w:cs="Arial" w:eastAsia="Arial" w:hAnsi="Arial"/>
+                <w:b/>
+                <w:bCs/>
+                <w:i w:val="false"/>
+                <w:iCs w:val="false"/>
+                <w:color w:val="000000"/>
+                <w:sz w:val="22"/>
+                <w:szCs w:val="22"/>
+              </w:rPr>
+              <w:t xml:space="preserve">Exit Ticket / Wrap-Up</w:t>
+            </w:r>
+            <w:r>
+              <w:rPr>
+                <w:rFonts w:ascii="Arial" w:cs="Arial" w:eastAsia="Arial" w:hAnsi="Arial"/>
+                <w:sz w:val="20"/>
+                <w:szCs w:val="20"/>
+              </w:rPr>
+              <w:br/>
+              <w:t xml:space="preserve"/>
+            </w:r>
+            <w:r>
+              <w:rPr>
+                <w:rFonts w:ascii="Arial" w:cs="Arial" w:eastAsia="Arial" w:hAnsi="Arial"/>
+                <w:sz w:val="20"/>
+                <w:szCs w:val="20"/>
+              </w:rPr>
+              <w:br/>
+              <w:t xml:space="preserve"/>
+            </w:r>
+            <w:r>
+              <w:rPr>
+                <w:rFonts w:ascii="Arial" w:cs="Arial" w:eastAsia="Arial" w:hAnsi="Arial"/>
+                <w:b w:val="false"/>
+                <w:bCs w:val="false"/>
+                <w:i w:val="false"/>
+                <w:iCs w:val="false"/>
+                <w:color w:val="000000"/>
+                <w:sz w:val="20"/>
+                <w:szCs w:val="20"/>
+              </w:rPr>
+              <w:t xml:space="preserve">Name one new thing you learned about Sprint 3 – Final Testing &amp; Debugging today and one question you still have.</w:t>
+            </w:r>
+            <w:r>
+              <w:rPr>
+                <w:rFonts w:ascii="Arial" w:cs="Arial" w:eastAsia="Arial" w:hAnsi="Arial"/>
+                <w:sz w:val="20"/>
+                <w:szCs w:val="20"/>
+              </w:rPr>
+              <w:br/>
+              <w:t xml:space="preserve"/>
+            </w:r>
+            <w:r>
+              <w:rPr>
+                <w:rFonts w:ascii="Arial" w:cs="Arial" w:eastAsia="Arial" w:hAnsi="Arial"/>
+                <w:sz w:val="20"/>
+                <w:szCs w:val="20"/>
+              </w:rPr>
+              <w:br/>
+              <w:t xml:space="preserve"/>
+            </w:r>
+            <w:r>
+              <w:rPr>
+                <w:rFonts w:ascii="Arial" w:cs="Arial" w:eastAsia="Arial" w:hAnsi="Arial"/>
+                <w:b w:val="false"/>
+                <w:bCs w:val="false"/>
+                <w:i/>
+                <w:iCs/>
+                <w:color w:val="555555"/>
+                <w:sz w:val="20"/>
+                <w:szCs w:val="20"/>
+              </w:rPr>
               <w:t xml:space="preserve">→ 3–2–1: Name 3 things learned, 2 new vocab words, 1 question you still have.</w:t>
             </w:r>
           </w:p>
@@ -786,6 +1312,691 @@
     <w:p>
       <w:pPr>
         <w:spacing w:after="200"/>
+      </w:pPr>
+    </w:p>
+    <w:p>
+      <w:pPr>
+        <w:pBdr>
+          <w:bottom w:val="single" w:color="1B7A4A" w:sz="4" w:space="4"/>
+        </w:pBdr>
+        <w:spacing w:after="100" w:before="120"/>
+      </w:pPr>
+      <w:r>
+        <w:rPr>
+          <w:rFonts w:ascii="Arial" w:cs="Arial" w:eastAsia="Arial" w:hAnsi="Arial"/>
+          <w:b/>
+          <w:bCs/>
+          <w:color w:val="1B7A4A"/>
+          <w:sz w:val="24"/>
+          <w:szCs w:val="24"/>
+        </w:rPr>
+        <w:t xml:space="preserve">Key Concepts</w:t>
+      </w:r>
+    </w:p>
+    <w:p>
+      <w:pPr>
+        <w:spacing w:after="60"/>
+      </w:pPr>
+      <w:r>
+        <w:rPr>
+          <w:rFonts w:ascii="Arial" w:cs="Arial" w:eastAsia="Arial" w:hAnsi="Arial"/>
+          <w:sz w:val="20"/>
+          <w:szCs w:val="20"/>
+        </w:rPr>
+        <w:t xml:space="preserve">This is your last day for bug fixes. By end of day, your code should be stable and production-ready. Tomorrow you'll focus on documentation, and Days 23–24 are presentations. Today: make it solid.</w:t>
+      </w:r>
+    </w:p>
+    <w:p>
+      <w:pPr>
+        <w:spacing w:after="60"/>
+      </w:pPr>
+      <w:r>
+        <w:rPr>
+          <w:rFonts w:ascii="Arial" w:cs="Arial" w:eastAsia="Arial" w:hAnsi="Arial"/>
+          <w:sz w:val="20"/>
+          <w:szCs w:val="20"/>
+        </w:rPr>
+        <w:t xml:space="preserve">Minutes 0-5: Final Standup</w:t>
+      </w:r>
+    </w:p>
+    <w:p>
+      <w:pPr>
+        <w:spacing w:after="60"/>
+        <w:ind w:left="360"/>
+      </w:pPr>
+      <w:r>
+        <w:rPr>
+          <w:rFonts w:ascii="Arial" w:cs="Arial" w:eastAsia="Arial" w:hAnsi="Arial"/>
+          <w:sz w:val="20"/>
+          <w:szCs w:val="20"/>
+        </w:rPr>
+        <w:t xml:space="preserve">• </w:t>
+      </w:r>
+      <w:r>
+        <w:rPr>
+          <w:rFonts w:ascii="Arial" w:cs="Arial" w:eastAsia="Arial" w:hAnsi="Arial"/>
+          <w:sz w:val="20"/>
+          <w:szCs w:val="20"/>
+        </w:rPr>
+        <w:t xml:space="preserve">Review bugs from Day 18</w:t>
+      </w:r>
+    </w:p>
+    <w:p>
+      <w:pPr>
+        <w:spacing w:after="60"/>
+        <w:ind w:left="360"/>
+      </w:pPr>
+      <w:r>
+        <w:rPr>
+          <w:rFonts w:ascii="Arial" w:cs="Arial" w:eastAsia="Arial" w:hAnsi="Arial"/>
+          <w:sz w:val="20"/>
+          <w:szCs w:val="20"/>
+        </w:rPr>
+        <w:t xml:space="preserve">• </w:t>
+      </w:r>
+      <w:r>
+        <w:rPr>
+          <w:rFonts w:ascii="Arial" w:cs="Arial" w:eastAsia="Arial" w:hAnsi="Arial"/>
+          <w:sz w:val="20"/>
+          <w:szCs w:val="20"/>
+        </w:rPr>
+        <w:t xml:space="preserve">Triage: what MUST be fixed? What can you live with?</w:t>
+      </w:r>
+    </w:p>
+    <w:p>
+      <w:pPr>
+        <w:spacing w:after="60"/>
+        <w:ind w:left="360"/>
+      </w:pPr>
+      <w:r>
+        <w:rPr>
+          <w:rFonts w:ascii="Arial" w:cs="Arial" w:eastAsia="Arial" w:hAnsi="Arial"/>
+          <w:sz w:val="20"/>
+          <w:szCs w:val="20"/>
+        </w:rPr>
+        <w:t xml:space="preserve">• </w:t>
+      </w:r>
+      <w:r>
+        <w:rPr>
+          <w:rFonts w:ascii="Arial" w:cs="Arial" w:eastAsia="Arial" w:hAnsi="Arial"/>
+          <w:sz w:val="20"/>
+          <w:szCs w:val="20"/>
+        </w:rPr>
+        <w:t xml:space="preserve">Timeline: need to finalize code by end of today</w:t>
+      </w:r>
+    </w:p>
+    <w:p>
+      <w:pPr>
+        <w:spacing w:after="60"/>
+      </w:pPr>
+      <w:r>
+        <w:rPr>
+          <w:rFonts w:ascii="Arial" w:cs="Arial" w:eastAsia="Arial" w:hAnsi="Arial"/>
+          <w:sz w:val="20"/>
+          <w:szCs w:val="20"/>
+        </w:rPr>
+        <w:t xml:space="preserve">Minutes 5-50: Focused Bug Resolution</w:t>
+      </w:r>
+    </w:p>
+    <w:p>
+      <w:pPr>
+        <w:spacing w:after="60"/>
+        <w:ind w:left="360"/>
+      </w:pPr>
+      <w:r>
+        <w:rPr>
+          <w:rFonts w:ascii="Arial" w:cs="Arial" w:eastAsia="Arial" w:hAnsi="Arial"/>
+          <w:sz w:val="20"/>
+          <w:szCs w:val="20"/>
+        </w:rPr>
+        <w:t xml:space="preserve">• </w:t>
+      </w:r>
+      <w:r>
+        <w:rPr>
+          <w:rFonts w:ascii="Arial" w:cs="Arial" w:eastAsia="Arial" w:hAnsi="Arial"/>
+          <w:sz w:val="20"/>
+          <w:szCs w:val="20"/>
+        </w:rPr>
+        <w:t xml:space="preserve">Finish fixing critical bugs from Day 18</w:t>
+      </w:r>
+    </w:p>
+    <w:p>
+      <w:pPr>
+        <w:spacing w:after="60"/>
+        <w:ind w:left="360"/>
+      </w:pPr>
+      <w:r>
+        <w:rPr>
+          <w:rFonts w:ascii="Arial" w:cs="Arial" w:eastAsia="Arial" w:hAnsi="Arial"/>
+          <w:sz w:val="20"/>
+          <w:szCs w:val="20"/>
+        </w:rPr>
+        <w:t xml:space="preserve">• </w:t>
+      </w:r>
+      <w:r>
+        <w:rPr>
+          <w:rFonts w:ascii="Arial" w:cs="Arial" w:eastAsia="Arial" w:hAnsi="Arial"/>
+          <w:sz w:val="20"/>
+          <w:szCs w:val="20"/>
+        </w:rPr>
+        <w:t xml:space="preserve">Re-test to verify fixes work and don't break other features</w:t>
+      </w:r>
+    </w:p>
+    <w:p>
+      <w:pPr>
+        <w:spacing w:after="60"/>
+        <w:ind w:left="360"/>
+      </w:pPr>
+      <w:r>
+        <w:rPr>
+          <w:rFonts w:ascii="Arial" w:cs="Arial" w:eastAsia="Arial" w:hAnsi="Arial"/>
+          <w:sz w:val="20"/>
+          <w:szCs w:val="20"/>
+        </w:rPr>
+        <w:t xml:space="preserve">• </w:t>
+      </w:r>
+      <w:r>
+        <w:rPr>
+          <w:rFonts w:ascii="Arial" w:cs="Arial" w:eastAsia="Arial" w:hAnsi="Arial"/>
+          <w:sz w:val="20"/>
+          <w:szCs w:val="20"/>
+        </w:rPr>
+        <w:t xml:space="preserve">Don't introduce new features; focus on stability</w:t>
+      </w:r>
+    </w:p>
+    <w:p>
+      <w:pPr>
+        <w:spacing w:after="60"/>
+        <w:ind w:left="360"/>
+      </w:pPr>
+      <w:r>
+        <w:rPr>
+          <w:rFonts w:ascii="Arial" w:cs="Arial" w:eastAsia="Arial" w:hAnsi="Arial"/>
+          <w:sz w:val="20"/>
+          <w:szCs w:val="20"/>
+        </w:rPr>
+        <w:t xml:space="preserve">• </w:t>
+      </w:r>
+      <w:r>
+        <w:rPr>
+          <w:rFonts w:ascii="Arial" w:cs="Arial" w:eastAsia="Arial" w:hAnsi="Arial"/>
+          <w:sz w:val="20"/>
+          <w:szCs w:val="20"/>
+        </w:rPr>
+        <w:t xml:space="preserve">If you find new bugs, add to backlog but prioritize finishing existing ones</w:t>
+      </w:r>
+    </w:p>
+    <w:p>
+      <w:pPr>
+        <w:spacing w:after="60"/>
+        <w:ind w:left="360"/>
+      </w:pPr>
+      <w:r>
+        <w:rPr>
+          <w:rFonts w:ascii="Arial" w:cs="Arial" w:eastAsia="Arial" w:hAnsi="Arial"/>
+          <w:sz w:val="20"/>
+          <w:szCs w:val="20"/>
+        </w:rPr>
+        <w:t xml:space="preserve">• </w:t>
+      </w:r>
+      <w:r>
+        <w:rPr>
+          <w:rFonts w:ascii="Arial" w:cs="Arial" w:eastAsia="Arial" w:hAnsi="Arial"/>
+          <w:sz w:val="20"/>
+          <w:szCs w:val="20"/>
+        </w:rPr>
+        <w:t xml:space="preserve">Call teacher over for tricky bugs—don't spend &gt;15 min stuck</w:t>
+      </w:r>
+    </w:p>
+    <w:p>
+      <w:pPr>
+        <w:spacing w:after="60"/>
+      </w:pPr>
+      <w:r>
+        <w:rPr>
+          <w:rFonts w:ascii="Arial" w:cs="Arial" w:eastAsia="Arial" w:hAnsi="Arial"/>
+          <w:sz w:val="20"/>
+          <w:szCs w:val="20"/>
+        </w:rPr>
+        <w:t xml:space="preserve">Minutes 50-55: Code Finalization</w:t>
+      </w:r>
+    </w:p>
+    <w:p>
+      <w:pPr>
+        <w:spacing w:after="60"/>
+        <w:ind w:left="360"/>
+      </w:pPr>
+      <w:r>
+        <w:rPr>
+          <w:rFonts w:ascii="Arial" w:cs="Arial" w:eastAsia="Arial" w:hAnsi="Arial"/>
+          <w:sz w:val="20"/>
+          <w:szCs w:val="20"/>
+        </w:rPr>
+        <w:t xml:space="preserve">• </w:t>
+      </w:r>
+      <w:r>
+        <w:rPr>
+          <w:rFonts w:ascii="Arial" w:cs="Arial" w:eastAsia="Arial" w:hAnsi="Arial"/>
+          <w:sz w:val="20"/>
+          <w:szCs w:val="20"/>
+        </w:rPr>
+        <w:t xml:space="preserve">Ensure all code is saved and committed</w:t>
+      </w:r>
+    </w:p>
+    <w:p>
+      <w:pPr>
+        <w:spacing w:after="60"/>
+        <w:ind w:left="360"/>
+      </w:pPr>
+      <w:r>
+        <w:rPr>
+          <w:rFonts w:ascii="Arial" w:cs="Arial" w:eastAsia="Arial" w:hAnsi="Arial"/>
+          <w:sz w:val="20"/>
+          <w:szCs w:val="20"/>
+        </w:rPr>
+        <w:t xml:space="preserve">• </w:t>
+      </w:r>
+      <w:r>
+        <w:rPr>
+          <w:rFonts w:ascii="Arial" w:cs="Arial" w:eastAsia="Arial" w:hAnsi="Arial"/>
+          <w:sz w:val="20"/>
+          <w:szCs w:val="20"/>
+        </w:rPr>
+        <w:t xml:space="preserve">Verify: app runs without errors, all features work</w:t>
+      </w:r>
+    </w:p>
+    <w:p>
+      <w:pPr>
+        <w:spacing w:after="60"/>
+        <w:ind w:left="360"/>
+      </w:pPr>
+      <w:r>
+        <w:rPr>
+          <w:rFonts w:ascii="Arial" w:cs="Arial" w:eastAsia="Arial" w:hAnsi="Arial"/>
+          <w:sz w:val="20"/>
+          <w:szCs w:val="20"/>
+        </w:rPr>
+        <w:t xml:space="preserve">• </w:t>
+      </w:r>
+      <w:r>
+        <w:rPr>
+          <w:rFonts w:ascii="Arial" w:cs="Arial" w:eastAsia="Arial" w:hAnsi="Arial"/>
+          <w:sz w:val="20"/>
+          <w:szCs w:val="20"/>
+        </w:rPr>
+        <w:t xml:space="preserve">Mark code as "ready for documentation"</w:t>
+      </w:r>
+    </w:p>
+    <w:p>
+      <w:pPr>
+        <w:spacing w:after="60"/>
+      </w:pPr>
+      <w:r>
+        <w:rPr>
+          <w:rFonts w:ascii="Arial" w:cs="Arial" w:eastAsia="Arial" w:hAnsi="Arial"/>
+          <w:sz w:val="20"/>
+          <w:szCs w:val="20"/>
+        </w:rPr>
+        <w:t xml:space="preserve">Before moving to Day 20:</w:t>
+      </w:r>
+    </w:p>
+    <w:p>
+      <w:pPr>
+        <w:spacing w:after="60"/>
+        <w:ind w:left="360"/>
+      </w:pPr>
+      <w:r>
+        <w:rPr>
+          <w:rFonts w:ascii="Arial" w:cs="Arial" w:eastAsia="Arial" w:hAnsi="Arial"/>
+          <w:sz w:val="20"/>
+          <w:szCs w:val="20"/>
+        </w:rPr>
+        <w:t xml:space="preserve">• </w:t>
+      </w:r>
+      <w:r>
+        <w:rPr>
+          <w:rFonts w:ascii="Arial" w:cs="Arial" w:eastAsia="Arial" w:hAnsi="Arial"/>
+          <w:sz w:val="20"/>
+          <w:szCs w:val="20"/>
+        </w:rPr>
+        <w:t xml:space="preserve">[ ] App starts without errors</w:t>
+      </w:r>
+    </w:p>
+    <w:p>
+      <w:pPr>
+        <w:spacing w:after="60"/>
+        <w:ind w:left="360"/>
+      </w:pPr>
+      <w:r>
+        <w:rPr>
+          <w:rFonts w:ascii="Arial" w:cs="Arial" w:eastAsia="Arial" w:hAnsi="Arial"/>
+          <w:sz w:val="20"/>
+          <w:szCs w:val="20"/>
+        </w:rPr>
+        <w:t xml:space="preserve">• </w:t>
+      </w:r>
+      <w:r>
+        <w:rPr>
+          <w:rFonts w:ascii="Arial" w:cs="Arial" w:eastAsia="Arial" w:hAnsi="Arial"/>
+          <w:sz w:val="20"/>
+          <w:szCs w:val="20"/>
+        </w:rPr>
+        <w:t xml:space="preserve">[ ] All core features work</w:t>
+      </w:r>
+    </w:p>
+    <w:p>
+      <w:pPr>
+        <w:spacing w:after="60"/>
+        <w:ind w:left="360"/>
+      </w:pPr>
+      <w:r>
+        <w:rPr>
+          <w:rFonts w:ascii="Arial" w:cs="Arial" w:eastAsia="Arial" w:hAnsi="Arial"/>
+          <w:sz w:val="20"/>
+          <w:szCs w:val="20"/>
+        </w:rPr>
+        <w:t xml:space="preserve">• </w:t>
+      </w:r>
+      <w:r>
+        <w:rPr>
+          <w:rFonts w:ascii="Arial" w:cs="Arial" w:eastAsia="Arial" w:hAnsi="Arial"/>
+          <w:sz w:val="20"/>
+          <w:szCs w:val="20"/>
+        </w:rPr>
+        <w:t xml:space="preserve">[ ] No crashes on normal usage</w:t>
+      </w:r>
+    </w:p>
+    <w:p>
+      <w:pPr>
+        <w:spacing w:after="60"/>
+        <w:ind w:left="360"/>
+      </w:pPr>
+      <w:r>
+        <w:rPr>
+          <w:rFonts w:ascii="Arial" w:cs="Arial" w:eastAsia="Arial" w:hAnsi="Arial"/>
+          <w:sz w:val="20"/>
+          <w:szCs w:val="20"/>
+        </w:rPr>
+        <w:t xml:space="preserve">• </w:t>
+      </w:r>
+      <w:r>
+        <w:rPr>
+          <w:rFonts w:ascii="Arial" w:cs="Arial" w:eastAsia="Arial" w:hAnsi="Arial"/>
+          <w:sz w:val="20"/>
+          <w:szCs w:val="20"/>
+        </w:rPr>
+        <w:t xml:space="preserve">[ ] Error messages are helpful</w:t>
+      </w:r>
+    </w:p>
+    <w:p>
+      <w:pPr>
+        <w:spacing w:after="60"/>
+        <w:ind w:left="360"/>
+      </w:pPr>
+      <w:r>
+        <w:rPr>
+          <w:rFonts w:ascii="Arial" w:cs="Arial" w:eastAsia="Arial" w:hAnsi="Arial"/>
+          <w:sz w:val="20"/>
+          <w:szCs w:val="20"/>
+        </w:rPr>
+        <w:t xml:space="preserve">• </w:t>
+      </w:r>
+      <w:r>
+        <w:rPr>
+          <w:rFonts w:ascii="Arial" w:cs="Arial" w:eastAsia="Arial" w:hAnsi="Arial"/>
+          <w:sz w:val="20"/>
+          <w:szCs w:val="20"/>
+        </w:rPr>
+        <w:t xml:space="preserve">[ ] Data saves and loads correctly</w:t>
+      </w:r>
+    </w:p>
+    <w:p>
+      <w:pPr>
+        <w:spacing w:after="60"/>
+        <w:ind w:left="360"/>
+      </w:pPr>
+      <w:r>
+        <w:rPr>
+          <w:rFonts w:ascii="Arial" w:cs="Arial" w:eastAsia="Arial" w:hAnsi="Arial"/>
+          <w:sz w:val="20"/>
+          <w:szCs w:val="20"/>
+        </w:rPr>
+        <w:t xml:space="preserve">• </w:t>
+      </w:r>
+      <w:r>
+        <w:rPr>
+          <w:rFonts w:ascii="Arial" w:cs="Arial" w:eastAsia="Arial" w:hAnsi="Arial"/>
+          <w:sz w:val="20"/>
+          <w:szCs w:val="20"/>
+        </w:rPr>
+        <w:t xml:space="preserve">[ ] Edge cases handled</w:t>
+      </w:r>
+    </w:p>
+    <w:p>
+      <w:pPr>
+        <w:spacing w:after="60"/>
+        <w:ind w:left="360"/>
+      </w:pPr>
+      <w:r>
+        <w:rPr>
+          <w:rFonts w:ascii="Arial" w:cs="Arial" w:eastAsia="Arial" w:hAnsi="Arial"/>
+          <w:sz w:val="20"/>
+          <w:szCs w:val="20"/>
+        </w:rPr>
+        <w:t xml:space="preserve">• </w:t>
+      </w:r>
+      <w:r>
+        <w:rPr>
+          <w:rFonts w:ascii="Arial" w:cs="Arial" w:eastAsia="Arial" w:hAnsi="Arial"/>
+          <w:sz w:val="20"/>
+          <w:szCs w:val="20"/>
+        </w:rPr>
+        <w:t xml:space="preserve">[ ] Code is clean (no debug prints, dead code)</w:t>
+      </w:r>
+    </w:p>
+    <w:p>
+      <w:pPr>
+        <w:spacing w:after="60"/>
+        <w:ind w:left="360"/>
+      </w:pPr>
+      <w:r>
+        <w:rPr>
+          <w:rFonts w:ascii="Arial" w:cs="Arial" w:eastAsia="Arial" w:hAnsi="Arial"/>
+          <w:sz w:val="20"/>
+          <w:szCs w:val="20"/>
+        </w:rPr>
+        <w:t xml:space="preserve">• </w:t>
+      </w:r>
+      <w:r>
+        <w:rPr>
+          <w:rFonts w:ascii="Arial" w:cs="Arial" w:eastAsia="Arial" w:hAnsi="Arial"/>
+          <w:sz w:val="20"/>
+          <w:szCs w:val="20"/>
+        </w:rPr>
+        <w:t xml:space="preserve">[ ] Comments and docstrings in place</w:t>
+      </w:r>
+    </w:p>
+    <w:p>
+      <w:pPr>
+        <w:spacing w:after="60"/>
+        <w:ind w:left="360"/>
+      </w:pPr>
+      <w:r>
+        <w:rPr>
+          <w:rFonts w:ascii="Arial" w:cs="Arial" w:eastAsia="Arial" w:hAnsi="Arial"/>
+          <w:sz w:val="20"/>
+          <w:szCs w:val="20"/>
+        </w:rPr>
+        <w:t xml:space="preserve">• </w:t>
+      </w:r>
+      <w:r>
+        <w:rPr>
+          <w:rFonts w:ascii="Arial" w:cs="Arial" w:eastAsia="Arial" w:hAnsi="Arial"/>
+          <w:sz w:val="20"/>
+          <w:szCs w:val="20"/>
+        </w:rPr>
+        <w:t xml:space="preserve">[ ] Code committed with clear messages</w:t>
+      </w:r>
+    </w:p>
+    <w:p>
+      <w:pPr>
+        <w:spacing w:after="60"/>
+      </w:pPr>
+      <w:r>
+        <w:rPr>
+          <w:rFonts w:ascii="Arial" w:cs="Arial" w:eastAsia="Arial" w:hAnsi="Arial"/>
+          <w:sz w:val="20"/>
+          <w:szCs w:val="20"/>
+        </w:rPr>
+        <w:t xml:space="preserve">If time is short, focus on these high-impact improvements:</w:t>
+      </w:r>
+    </w:p>
+    <w:p>
+      <w:pPr>
+        <w:spacing w:after="60"/>
+      </w:pPr>
+      <w:r>
+        <w:rPr>
+          <w:rFonts w:ascii="Arial" w:cs="Arial" w:eastAsia="Arial" w:hAnsi="Arial"/>
+          <w:sz w:val="20"/>
+          <w:szCs w:val="20"/>
+        </w:rPr>
+        <w:t xml:space="preserve">Add graceful exit:</w:t>
+      </w:r>
+    </w:p>
+    <w:p>
+      <w:pPr>
+        <w:spacing w:after="60"/>
+      </w:pPr>
+      <w:r>
+        <w:rPr>
+          <w:rFonts w:ascii="Arial" w:cs="Arial" w:eastAsia="Arial" w:hAnsi="Arial"/>
+          <w:sz w:val="20"/>
+          <w:szCs w:val="20"/>
+        </w:rPr>
+        <w:t xml:space="preserve">Improve error messages:</w:t>
+      </w:r>
+    </w:p>
+    <w:p>
+      <w:pPr>
+        <w:spacing w:after="60"/>
+      </w:pPr>
+      <w:r>
+        <w:rPr>
+          <w:rFonts w:ascii="Arial" w:cs="Arial" w:eastAsia="Arial" w:hAnsi="Arial"/>
+          <w:sz w:val="20"/>
+          <w:szCs w:val="20"/>
+        </w:rPr>
+        <w:t xml:space="preserve">Add progress indicators:</w:t>
+      </w:r>
+    </w:p>
+    <w:p>
+      <w:pPr>
+        <w:spacing w:after="60"/>
+      </w:pPr>
+      <w:r>
+        <w:rPr>
+          <w:rFonts w:ascii="Arial" w:cs="Arial" w:eastAsia="Arial" w:hAnsi="Arial"/>
+          <w:sz w:val="20"/>
+          <w:szCs w:val="20"/>
+        </w:rPr>
+        <w:t xml:space="preserve">Run through these scenarios:</w:t>
+      </w:r>
+    </w:p>
+    <w:p>
+      <w:pPr>
+        <w:spacing w:after="60"/>
+      </w:pPr>
+      <w:r>
+        <w:rPr>
+          <w:rFonts w:ascii="Arial" w:cs="Arial" w:eastAsia="Arial" w:hAnsi="Arial"/>
+          <w:sz w:val="20"/>
+          <w:szCs w:val="20"/>
+        </w:rPr>
+        <w:t xml:space="preserve">1. Fresh start — Delete all data files, run app from scratch</w:t>
+      </w:r>
+    </w:p>
+    <w:p>
+      <w:pPr>
+        <w:spacing w:after="60"/>
+      </w:pPr>
+      <w:r>
+        <w:rPr>
+          <w:rFonts w:ascii="Arial" w:cs="Arial" w:eastAsia="Arial" w:hAnsi="Arial"/>
+          <w:sz w:val="20"/>
+          <w:szCs w:val="20"/>
+        </w:rPr>
+        <w:t xml:space="preserve">2. Normal workflow — Full realistic usage (add → search → save → load)</w:t>
+      </w:r>
+    </w:p>
+    <w:p>
+      <w:pPr>
+        <w:spacing w:after="60"/>
+      </w:pPr>
+      <w:r>
+        <w:rPr>
+          <w:rFonts w:ascii="Arial" w:cs="Arial" w:eastAsia="Arial" w:hAnsi="Arial"/>
+          <w:sz w:val="20"/>
+          <w:szCs w:val="20"/>
+        </w:rPr>
+        <w:t xml:space="preserve">3. Recovery — Delete data file, app should start fresh and still work</w:t>
+      </w:r>
+    </w:p>
+    <w:p>
+      <w:pPr>
+        <w:spacing w:after="60"/>
+      </w:pPr>
+      <w:r>
+        <w:rPr>
+          <w:rFonts w:ascii="Arial" w:cs="Arial" w:eastAsia="Arial" w:hAnsi="Arial"/>
+          <w:sz w:val="20"/>
+          <w:szCs w:val="20"/>
+        </w:rPr>
+        <w:t xml:space="preserve">4. Bad input — Try to break it (wrong type, empty input, huge numbers)</w:t>
+      </w:r>
+    </w:p>
+    <w:p>
+      <w:pPr>
+        <w:spacing w:after="60"/>
+      </w:pPr>
+      <w:r>
+        <w:rPr>
+          <w:rFonts w:ascii="Arial" w:cs="Arial" w:eastAsia="Arial" w:hAnsi="Arial"/>
+          <w:sz w:val="20"/>
+          <w:szCs w:val="20"/>
+        </w:rPr>
+        <w:t xml:space="preserve">5. Stress test — Add 100+ records, sort, search, verify performance</w:t>
+      </w:r>
+    </w:p>
+    <w:p>
+      <w:pPr>
+        <w:spacing w:after="60"/>
+      </w:pPr>
+      <w:r>
+        <w:rPr>
+          <w:rFonts w:ascii="Arial" w:cs="Arial" w:eastAsia="Arial" w:hAnsi="Arial"/>
+          <w:sz w:val="20"/>
+          <w:szCs w:val="20"/>
+        </w:rPr>
+        <w:t xml:space="preserve">If you have unfixed bugs, document them:</w:t>
+      </w:r>
+    </w:p>
+    <w:p>
+      <w:pPr>
+        <w:spacing w:after="60"/>
+      </w:pPr>
+      <w:r>
+        <w:rPr>
+          <w:rFonts w:ascii="Arial" w:cs="Arial" w:eastAsia="Arial" w:hAnsi="Arial"/>
+          <w:sz w:val="20"/>
+          <w:szCs w:val="20"/>
+        </w:rPr>
+        <w:t xml:space="preserve">This is honest and shows you understand the trade-offs.</w:t>
+      </w:r>
+    </w:p>
+    <w:p>
+      <w:pPr>
+        <w:spacing w:after="160"/>
       </w:pPr>
     </w:p>
     <w:p>
@@ -1959,6 +3170,121 @@
     <w:p>
       <w:pPr>
         <w:spacing w:after="120"/>
+      </w:pPr>
+    </w:p>
+    <w:p>
+      <w:pPr>
+        <w:pBdr>
+          <w:bottom w:val="single" w:color="1B7A4A" w:sz="4" w:space="4"/>
+        </w:pBdr>
+        <w:spacing w:after="100" w:before="120"/>
+      </w:pPr>
+      <w:r>
+        <w:rPr>
+          <w:rFonts w:ascii="Arial" w:cs="Arial" w:eastAsia="Arial" w:hAnsi="Arial"/>
+          <w:b/>
+          <w:bCs/>
+          <w:color w:val="1B7A4A"/>
+          <w:sz w:val="24"/>
+          <w:szCs w:val="24"/>
+        </w:rPr>
+        <w:t xml:space="preserve">Guided Practice</w:t>
+      </w:r>
+    </w:p>
+    <w:p>
+      <w:pPr>
+        <w:spacing w:after="60"/>
+      </w:pPr>
+      <w:r>
+        <w:rPr>
+          <w:rFonts w:ascii="Arial" w:cs="Arial" w:eastAsia="Arial" w:hAnsi="Arial"/>
+          <w:sz w:val="20"/>
+          <w:szCs w:val="20"/>
+        </w:rPr>
+        <w:t xml:space="preserve">- [ ] All critical bugs fixed</w:t>
+      </w:r>
+    </w:p>
+    <w:p>
+      <w:pPr>
+        <w:spacing w:after="60"/>
+      </w:pPr>
+      <w:r>
+        <w:rPr>
+          <w:rFonts w:ascii="Arial" w:cs="Arial" w:eastAsia="Arial" w:hAnsi="Arial"/>
+          <w:sz w:val="20"/>
+          <w:szCs w:val="20"/>
+        </w:rPr>
+        <w:t xml:space="preserve">- [ ] Code tested end-to-end multiple times</w:t>
+      </w:r>
+    </w:p>
+    <w:p>
+      <w:pPr>
+        <w:spacing w:after="60"/>
+      </w:pPr>
+      <w:r>
+        <w:rPr>
+          <w:rFonts w:ascii="Arial" w:cs="Arial" w:eastAsia="Arial" w:hAnsi="Arial"/>
+          <w:sz w:val="20"/>
+          <w:szCs w:val="20"/>
+        </w:rPr>
+        <w:t xml:space="preserve">- [ ] Edge cases handled gracefully</w:t>
+      </w:r>
+    </w:p>
+    <w:p>
+      <w:pPr>
+        <w:spacing w:after="60"/>
+      </w:pPr>
+      <w:r>
+        <w:rPr>
+          <w:rFonts w:ascii="Arial" w:cs="Arial" w:eastAsia="Arial" w:hAnsi="Arial"/>
+          <w:sz w:val="20"/>
+          <w:szCs w:val="20"/>
+        </w:rPr>
+        <w:t xml:space="preserve">- [ ] No crashes on normal usage</w:t>
+      </w:r>
+    </w:p>
+    <w:p>
+      <w:pPr>
+        <w:spacing w:after="60"/>
+      </w:pPr>
+      <w:r>
+        <w:rPr>
+          <w:rFonts w:ascii="Arial" w:cs="Arial" w:eastAsia="Arial" w:hAnsi="Arial"/>
+          <w:sz w:val="20"/>
+          <w:szCs w:val="20"/>
+        </w:rPr>
+        <w:t xml:space="preserve">- [ ] Error messages are clear</w:t>
+      </w:r>
+    </w:p>
+    <w:p>
+      <w:pPr>
+        <w:spacing w:after="60"/>
+      </w:pPr>
+      <w:r>
+        <w:rPr>
+          <w:rFonts w:ascii="Arial" w:cs="Arial" w:eastAsia="Arial" w:hAnsi="Arial"/>
+          <w:sz w:val="20"/>
+          <w:szCs w:val="20"/>
+        </w:rPr>
+        <w:t xml:space="preserve">- [ ] Code finalized and committed</w:t>
+      </w:r>
+    </w:p>
+    <w:p>
+      <w:pPr>
+        <w:spacing w:after="60"/>
+      </w:pPr>
+      <w:r>
+        <w:rPr>
+          <w:rFonts w:ascii="Arial" w:cs="Arial" w:eastAsia="Arial" w:hAnsi="Arial"/>
+          <w:sz w:val="20"/>
+          <w:szCs w:val="20"/>
+        </w:rPr>
+        <w:t xml:space="preserve">- [ ] Ready for documentation on Day 20</w:t>
+      </w:r>
+    </w:p>
+    <w:p>
+      <w:pPr>
+        <w:spacing w:after="160"/>
       </w:pPr>
     </w:p>
     <w:p>
